--- a/tillsyn/A 14729-2025 tillsynsbegäran.docx
+++ b/tillsyn/A 14729-2025 tillsynsbegäran.docx
@@ -264,7 +264,7 @@
     <w:r>
       <w:tab/>
       <w:tab/>
-      <w:t>2025-03-27</w:t>
+      <w:t>2025-03-28</w:t>
       <w:br/>
       <w:br/>
     </w:r>

--- a/tillsyn/A 14729-2025 tillsynsbegäran.docx
+++ b/tillsyn/A 14729-2025 tillsynsbegäran.docx
@@ -264,7 +264,7 @@
     <w:r>
       <w:tab/>
       <w:tab/>
-      <w:t>2025-03-28</w:t>
+      <w:t>2025-03-29</w:t>
       <w:br/>
       <w:br/>
     </w:r>

--- a/tillsyn/A 14729-2025 tillsynsbegäran.docx
+++ b/tillsyn/A 14729-2025 tillsynsbegäran.docx
@@ -264,7 +264,7 @@
     <w:r>
       <w:tab/>
       <w:tab/>
-      <w:t>2025-04-02</w:t>
+      <w:t>2025-04-03</w:t>
       <w:br/>
       <w:br/>
     </w:r>

--- a/tillsyn/A 14729-2025 tillsynsbegäran.docx
+++ b/tillsyn/A 14729-2025 tillsynsbegäran.docx
@@ -264,7 +264,7 @@
     <w:r>
       <w:tab/>
       <w:tab/>
-      <w:t>2025-04-03</w:t>
+      <w:t>2025-04-05</w:t>
       <w:br/>
       <w:br/>
     </w:r>

--- a/tillsyn/A 14729-2025 tillsynsbegäran.docx
+++ b/tillsyn/A 14729-2025 tillsynsbegäran.docx
@@ -264,7 +264,7 @@
     <w:r>
       <w:tab/>
       <w:tab/>
-      <w:t>2025-04-05</w:t>
+      <w:t>2025-04-06</w:t>
       <w:br/>
       <w:br/>
     </w:r>

--- a/tillsyn/A 14729-2025 tillsynsbegäran.docx
+++ b/tillsyn/A 14729-2025 tillsynsbegäran.docx
@@ -264,7 +264,7 @@
     <w:r>
       <w:tab/>
       <w:tab/>
-      <w:t>2025-04-06</w:t>
+      <w:t>2025-04-07</w:t>
       <w:br/>
       <w:br/>
     </w:r>

--- a/tillsyn/A 14729-2025 tillsynsbegäran.docx
+++ b/tillsyn/A 14729-2025 tillsynsbegäran.docx
@@ -264,7 +264,7 @@
     <w:r>
       <w:tab/>
       <w:tab/>
-      <w:t>2025-04-07</w:t>
+      <w:t>2025-04-08</w:t>
       <w:br/>
       <w:br/>
     </w:r>

--- a/tillsyn/A 14729-2025 tillsynsbegäran.docx
+++ b/tillsyn/A 14729-2025 tillsynsbegäran.docx
@@ -264,7 +264,7 @@
     <w:r>
       <w:tab/>
       <w:tab/>
-      <w:t>2025-04-08</w:t>
+      <w:t>2025-04-09</w:t>
       <w:br/>
       <w:br/>
     </w:r>

--- a/tillsyn/A 14729-2025 tillsynsbegäran.docx
+++ b/tillsyn/A 14729-2025 tillsynsbegäran.docx
@@ -113,6 +113,17 @@
       </w:r>
     </w:p>
     <w:p>
+      <w:r>
+        <w:rPr>
+          <w:b/>
+        </w:rPr>
+        <w:t xml:space="preserve">Vedtrappmossa (NT) </w:t>
+      </w:r>
+      <w:r>
+        <w:t>växer på död ved, främst i gammal granskog. Den förekommer knappast alls i fjällnära barrskogar utan finns i skogslandskapet nedom fjällen och framför allt i landets södra delar är den en mycket bra signalart för barrnaturskog med höga naturvärden. Skogsavverkning och brist på grov död ved i skogen är de allvarligaste hoten och den överlever inte kalhyggesbruk. Lokaler med sluten granskog, tillräckligt stora för att säkerställa ett kontinuerligt tillskott på grova lågor, bör undantas från storskaligt skogsbruk (SLU Artdatabanken, 2024).</w:t>
+      </w:r>
+    </w:p>
+    <w:p>
       <w:pPr>
         <w:pStyle w:val="Heading1"/>
       </w:pPr>
@@ -264,7 +275,7 @@
     <w:r>
       <w:tab/>
       <w:tab/>
-      <w:t>2025-04-09</w:t>
+      <w:t>2025-04-10</w:t>
       <w:br/>
       <w:br/>
     </w:r>

--- a/tillsyn/A 14729-2025 tillsynsbegäran.docx
+++ b/tillsyn/A 14729-2025 tillsynsbegäran.docx
@@ -275,7 +275,7 @@
     <w:r>
       <w:tab/>
       <w:tab/>
-      <w:t>2025-04-10</w:t>
+      <w:t>2025-04-11</w:t>
       <w:br/>
       <w:br/>
     </w:r>

--- a/tillsyn/A 14729-2025 tillsynsbegäran.docx
+++ b/tillsyn/A 14729-2025 tillsynsbegäran.docx
@@ -275,7 +275,7 @@
     <w:r>
       <w:tab/>
       <w:tab/>
-      <w:t>2025-04-11</w:t>
+      <w:t>2025-04-12</w:t>
       <w:br/>
       <w:br/>
     </w:r>

--- a/tillsyn/A 14729-2025 tillsynsbegäran.docx
+++ b/tillsyn/A 14729-2025 tillsynsbegäran.docx
@@ -275,7 +275,7 @@
     <w:r>
       <w:tab/>
       <w:tab/>
-      <w:t>2025-04-12</w:t>
+      <w:t>2025-04-13</w:t>
       <w:br/>
       <w:br/>
     </w:r>

--- a/tillsyn/A 14729-2025 tillsynsbegäran.docx
+++ b/tillsyn/A 14729-2025 tillsynsbegäran.docx
@@ -275,7 +275,7 @@
     <w:r>
       <w:tab/>
       <w:tab/>
-      <w:t>2025-04-13</w:t>
+      <w:t>2025-04-14</w:t>
       <w:br/>
       <w:br/>
     </w:r>

--- a/tillsyn/A 14729-2025 tillsynsbegäran.docx
+++ b/tillsyn/A 14729-2025 tillsynsbegäran.docx
@@ -275,7 +275,7 @@
     <w:r>
       <w:tab/>
       <w:tab/>
-      <w:t>2025-04-14</w:t>
+      <w:t>2025-04-15</w:t>
       <w:br/>
       <w:br/>
     </w:r>

--- a/tillsyn/A 14729-2025 tillsynsbegäran.docx
+++ b/tillsyn/A 14729-2025 tillsynsbegäran.docx
@@ -275,7 +275,7 @@
     <w:r>
       <w:tab/>
       <w:tab/>
-      <w:t>2025-04-15</w:t>
+      <w:t>2025-04-16</w:t>
       <w:br/>
       <w:br/>
     </w:r>

--- a/tillsyn/A 14729-2025 tillsynsbegäran.docx
+++ b/tillsyn/A 14729-2025 tillsynsbegäran.docx
@@ -275,7 +275,7 @@
     <w:r>
       <w:tab/>
       <w:tab/>
-      <w:t>2025-04-16</w:t>
+      <w:t>2025-04-17</w:t>
       <w:br/>
       <w:br/>
     </w:r>

--- a/tillsyn/A 14729-2025 tillsynsbegäran.docx
+++ b/tillsyn/A 14729-2025 tillsynsbegäran.docx
@@ -275,7 +275,7 @@
     <w:r>
       <w:tab/>
       <w:tab/>
-      <w:t>2025-04-17</w:t>
+      <w:t>2025-04-18</w:t>
       <w:br/>
       <w:br/>
     </w:r>

--- a/tillsyn/A 14729-2025 tillsynsbegäran.docx
+++ b/tillsyn/A 14729-2025 tillsynsbegäran.docx
@@ -275,7 +275,7 @@
     <w:r>
       <w:tab/>
       <w:tab/>
-      <w:t>2025-04-18</w:t>
+      <w:t>2025-04-19</w:t>
       <w:br/>
       <w:br/>
     </w:r>

--- a/tillsyn/A 14729-2025 tillsynsbegäran.docx
+++ b/tillsyn/A 14729-2025 tillsynsbegäran.docx
@@ -275,7 +275,7 @@
     <w:r>
       <w:tab/>
       <w:tab/>
-      <w:t>2025-05-03</w:t>
+      <w:t>2025-05-04</w:t>
       <w:br/>
       <w:br/>
     </w:r>

--- a/tillsyn/A 14729-2025 tillsynsbegäran.docx
+++ b/tillsyn/A 14729-2025 tillsynsbegäran.docx
@@ -275,7 +275,7 @@
     <w:r>
       <w:tab/>
       <w:tab/>
-      <w:t>2025-05-04</w:t>
+      <w:t>2025-05-06</w:t>
       <w:br/>
       <w:br/>
     </w:r>

--- a/tillsyn/A 14729-2025 tillsynsbegäran.docx
+++ b/tillsyn/A 14729-2025 tillsynsbegäran.docx
@@ -275,7 +275,7 @@
     <w:r>
       <w:tab/>
       <w:tab/>
-      <w:t>2025-05-06</w:t>
+      <w:t>2025-05-07</w:t>
       <w:br/>
       <w:br/>
     </w:r>

--- a/tillsyn/A 14729-2025 tillsynsbegäran.docx
+++ b/tillsyn/A 14729-2025 tillsynsbegäran.docx
@@ -275,7 +275,7 @@
     <w:r>
       <w:tab/>
       <w:tab/>
-      <w:t>2025-05-07</w:t>
+      <w:t>2025-05-08</w:t>
       <w:br/>
       <w:br/>
     </w:r>

--- a/tillsyn/A 14729-2025 tillsynsbegäran.docx
+++ b/tillsyn/A 14729-2025 tillsynsbegäran.docx
@@ -275,7 +275,7 @@
     <w:r>
       <w:tab/>
       <w:tab/>
-      <w:t>2025-05-08</w:t>
+      <w:t>2025-05-09</w:t>
       <w:br/>
       <w:br/>
     </w:r>

--- a/tillsyn/A 14729-2025 tillsynsbegäran.docx
+++ b/tillsyn/A 14729-2025 tillsynsbegäran.docx
@@ -275,7 +275,7 @@
     <w:r>
       <w:tab/>
       <w:tab/>
-      <w:t>2025-05-09</w:t>
+      <w:t>2025-05-10</w:t>
       <w:br/>
       <w:br/>
     </w:r>

--- a/tillsyn/A 14729-2025 tillsynsbegäran.docx
+++ b/tillsyn/A 14729-2025 tillsynsbegäran.docx
@@ -275,7 +275,7 @@
     <w:r>
       <w:tab/>
       <w:tab/>
-      <w:t>2025-05-10</w:t>
+      <w:t>2025-05-11</w:t>
       <w:br/>
       <w:br/>
     </w:r>

--- a/tillsyn/A 14729-2025 tillsynsbegäran.docx
+++ b/tillsyn/A 14729-2025 tillsynsbegäran.docx
@@ -275,7 +275,7 @@
     <w:r>
       <w:tab/>
       <w:tab/>
-      <w:t>2025-05-11</w:t>
+      <w:t>2025-05-12</w:t>
       <w:br/>
       <w:br/>
     </w:r>

--- a/tillsyn/A 14729-2025 tillsynsbegäran.docx
+++ b/tillsyn/A 14729-2025 tillsynsbegäran.docx
@@ -275,7 +275,7 @@
     <w:r>
       <w:tab/>
       <w:tab/>
-      <w:t>2025-05-12</w:t>
+      <w:t>2025-05-13</w:t>
       <w:br/>
       <w:br/>
     </w:r>

--- a/tillsyn/A 14729-2025 tillsynsbegäran.docx
+++ b/tillsyn/A 14729-2025 tillsynsbegäran.docx
@@ -275,7 +275,7 @@
     <w:r>
       <w:tab/>
       <w:tab/>
-      <w:t>2025-05-13</w:t>
+      <w:t>2025-05-14</w:t>
       <w:br/>
       <w:br/>
     </w:r>

--- a/tillsyn/A 14729-2025 tillsynsbegäran.docx
+++ b/tillsyn/A 14729-2025 tillsynsbegäran.docx
@@ -275,7 +275,7 @@
     <w:r>
       <w:tab/>
       <w:tab/>
-      <w:t>2025-05-14</w:t>
+      <w:t>2025-05-15</w:t>
       <w:br/>
       <w:br/>
     </w:r>

--- a/tillsyn/A 14729-2025 tillsynsbegäran.docx
+++ b/tillsyn/A 14729-2025 tillsynsbegäran.docx
@@ -275,7 +275,7 @@
     <w:r>
       <w:tab/>
       <w:tab/>
-      <w:t>2025-05-15</w:t>
+      <w:t>2025-05-16</w:t>
       <w:br/>
       <w:br/>
     </w:r>

--- a/tillsyn/A 14729-2025 tillsynsbegäran.docx
+++ b/tillsyn/A 14729-2025 tillsynsbegäran.docx
@@ -275,7 +275,7 @@
     <w:r>
       <w:tab/>
       <w:tab/>
-      <w:t>2025-05-16</w:t>
+      <w:t>2025-05-17</w:t>
       <w:br/>
       <w:br/>
     </w:r>

--- a/tillsyn/A 14729-2025 tillsynsbegäran.docx
+++ b/tillsyn/A 14729-2025 tillsynsbegäran.docx
@@ -275,7 +275,7 @@
     <w:r>
       <w:tab/>
       <w:tab/>
-      <w:t>2025-05-17</w:t>
+      <w:t>2025-05-18</w:t>
       <w:br/>
       <w:br/>
     </w:r>

--- a/tillsyn/A 14729-2025 tillsynsbegäran.docx
+++ b/tillsyn/A 14729-2025 tillsynsbegäran.docx
@@ -275,7 +275,7 @@
     <w:r>
       <w:tab/>
       <w:tab/>
-      <w:t>2025-05-18</w:t>
+      <w:t>2025-05-19</w:t>
       <w:br/>
       <w:br/>
     </w:r>

--- a/tillsyn/A 14729-2025 tillsynsbegäran.docx
+++ b/tillsyn/A 14729-2025 tillsynsbegäran.docx
@@ -275,7 +275,7 @@
     <w:r>
       <w:tab/>
       <w:tab/>
-      <w:t>2025-05-19</w:t>
+      <w:t>2025-05-20</w:t>
       <w:br/>
       <w:br/>
     </w:r>

--- a/tillsyn/A 14729-2025 tillsynsbegäran.docx
+++ b/tillsyn/A 14729-2025 tillsynsbegäran.docx
@@ -275,7 +275,7 @@
     <w:r>
       <w:tab/>
       <w:tab/>
-      <w:t>2025-05-20</w:t>
+      <w:t>2025-05-21</w:t>
       <w:br/>
       <w:br/>
     </w:r>

--- a/tillsyn/A 14729-2025 tillsynsbegäran.docx
+++ b/tillsyn/A 14729-2025 tillsynsbegäran.docx
@@ -275,7 +275,7 @@
     <w:r>
       <w:tab/>
       <w:tab/>
-      <w:t>2025-05-21</w:t>
+      <w:t>2025-05-22</w:t>
       <w:br/>
       <w:br/>
     </w:r>

--- a/tillsyn/A 14729-2025 tillsynsbegäran.docx
+++ b/tillsyn/A 14729-2025 tillsynsbegäran.docx
@@ -275,7 +275,7 @@
     <w:r>
       <w:tab/>
       <w:tab/>
-      <w:t>2025-05-22</w:t>
+      <w:t>2025-05-23</w:t>
       <w:br/>
       <w:br/>
     </w:r>

--- a/tillsyn/A 14729-2025 tillsynsbegäran.docx
+++ b/tillsyn/A 14729-2025 tillsynsbegäran.docx
@@ -275,7 +275,7 @@
     <w:r>
       <w:tab/>
       <w:tab/>
-      <w:t>2025-05-23</w:t>
+      <w:t>2025-05-24</w:t>
       <w:br/>
       <w:br/>
     </w:r>

--- a/tillsyn/A 14729-2025 tillsynsbegäran.docx
+++ b/tillsyn/A 14729-2025 tillsynsbegäran.docx
@@ -275,7 +275,7 @@
     <w:r>
       <w:tab/>
       <w:tab/>
-      <w:t>2025-05-24</w:t>
+      <w:t>2025-05-25</w:t>
       <w:br/>
       <w:br/>
     </w:r>

--- a/tillsyn/A 14729-2025 tillsynsbegäran.docx
+++ b/tillsyn/A 14729-2025 tillsynsbegäran.docx
@@ -275,7 +275,7 @@
     <w:r>
       <w:tab/>
       <w:tab/>
-      <w:t>2025-05-25</w:t>
+      <w:t>2025-05-26</w:t>
       <w:br/>
       <w:br/>
     </w:r>

--- a/tillsyn/A 14729-2025 tillsynsbegäran.docx
+++ b/tillsyn/A 14729-2025 tillsynsbegäran.docx
@@ -275,7 +275,7 @@
     <w:r>
       <w:tab/>
       <w:tab/>
-      <w:t>2025-05-26</w:t>
+      <w:t>2025-05-27</w:t>
       <w:br/>
       <w:br/>
     </w:r>

--- a/tillsyn/A 14729-2025 tillsynsbegäran.docx
+++ b/tillsyn/A 14729-2025 tillsynsbegäran.docx
@@ -275,7 +275,7 @@
     <w:r>
       <w:tab/>
       <w:tab/>
-      <w:t>2025-05-27</w:t>
+      <w:t>2025-05-30</w:t>
       <w:br/>
       <w:br/>
     </w:r>

--- a/tillsyn/A 14729-2025 tillsynsbegäran.docx
+++ b/tillsyn/A 14729-2025 tillsynsbegäran.docx
@@ -275,7 +275,7 @@
     <w:r>
       <w:tab/>
       <w:tab/>
-      <w:t>2025-05-30</w:t>
+      <w:t>2025-06-01</w:t>
       <w:br/>
       <w:br/>
     </w:r>

--- a/tillsyn/A 14729-2025 tillsynsbegäran.docx
+++ b/tillsyn/A 14729-2025 tillsynsbegäran.docx
@@ -275,7 +275,7 @@
     <w:r>
       <w:tab/>
       <w:tab/>
-      <w:t>2025-06-01</w:t>
+      <w:t>2025-06-02</w:t>
       <w:br/>
       <w:br/>
     </w:r>

--- a/tillsyn/A 14729-2025 tillsynsbegäran.docx
+++ b/tillsyn/A 14729-2025 tillsynsbegäran.docx
@@ -275,7 +275,7 @@
     <w:r>
       <w:tab/>
       <w:tab/>
-      <w:t>2025-06-02</w:t>
+      <w:t>2025-06-03</w:t>
       <w:br/>
       <w:br/>
     </w:r>

--- a/tillsyn/A 14729-2025 tillsynsbegäran.docx
+++ b/tillsyn/A 14729-2025 tillsynsbegäran.docx
@@ -275,7 +275,7 @@
     <w:r>
       <w:tab/>
       <w:tab/>
-      <w:t>2025-06-03</w:t>
+      <w:t>2025-06-04</w:t>
       <w:br/>
       <w:br/>
     </w:r>

--- a/tillsyn/A 14729-2025 tillsynsbegäran.docx
+++ b/tillsyn/A 14729-2025 tillsynsbegäran.docx
@@ -275,7 +275,7 @@
     <w:r>
       <w:tab/>
       <w:tab/>
-      <w:t>2025-06-04</w:t>
+      <w:t>2025-06-05</w:t>
       <w:br/>
       <w:br/>
     </w:r>

--- a/tillsyn/A 14729-2025 tillsynsbegäran.docx
+++ b/tillsyn/A 14729-2025 tillsynsbegäran.docx
@@ -275,7 +275,7 @@
     <w:r>
       <w:tab/>
       <w:tab/>
-      <w:t>2025-06-05</w:t>
+      <w:t>2025-06-13</w:t>
       <w:br/>
       <w:br/>
     </w:r>

--- a/tillsyn/A 14729-2025 tillsynsbegäran.docx
+++ b/tillsyn/A 14729-2025 tillsynsbegäran.docx
@@ -275,7 +275,7 @@
     <w:r>
       <w:tab/>
       <w:tab/>
-      <w:t>2025-06-13</w:t>
+      <w:t>2025-06-15</w:t>
       <w:br/>
       <w:br/>
     </w:r>

--- a/tillsyn/A 14729-2025 tillsynsbegäran.docx
+++ b/tillsyn/A 14729-2025 tillsynsbegäran.docx
@@ -275,7 +275,7 @@
     <w:r>
       <w:tab/>
       <w:tab/>
-      <w:t>2025-06-15</w:t>
+      <w:t>2025-06-16</w:t>
       <w:br/>
       <w:br/>
     </w:r>

--- a/tillsyn/A 14729-2025 tillsynsbegäran.docx
+++ b/tillsyn/A 14729-2025 tillsynsbegäran.docx
@@ -275,7 +275,7 @@
     <w:r>
       <w:tab/>
       <w:tab/>
-      <w:t>2025-06-16</w:t>
+      <w:t>2025-06-17</w:t>
       <w:br/>
       <w:br/>
     </w:r>

--- a/tillsyn/A 14729-2025 tillsynsbegäran.docx
+++ b/tillsyn/A 14729-2025 tillsynsbegäran.docx
@@ -275,7 +275,7 @@
     <w:r>
       <w:tab/>
       <w:tab/>
-      <w:t>2025-06-17</w:t>
+      <w:t>2025-06-18</w:t>
       <w:br/>
       <w:br/>
     </w:r>

--- a/tillsyn/A 14729-2025 tillsynsbegäran.docx
+++ b/tillsyn/A 14729-2025 tillsynsbegäran.docx
@@ -275,7 +275,7 @@
     <w:r>
       <w:tab/>
       <w:tab/>
-      <w:t>2025-06-18</w:t>
+      <w:t>2025-06-19</w:t>
       <w:br/>
       <w:br/>
     </w:r>

--- a/tillsyn/A 14729-2025 tillsynsbegäran.docx
+++ b/tillsyn/A 14729-2025 tillsynsbegäran.docx
@@ -275,7 +275,7 @@
     <w:r>
       <w:tab/>
       <w:tab/>
-      <w:t>2025-06-19</w:t>
+      <w:t>2025-06-20</w:t>
       <w:br/>
       <w:br/>
     </w:r>

--- a/tillsyn/A 14729-2025 tillsynsbegäran.docx
+++ b/tillsyn/A 14729-2025 tillsynsbegäran.docx
@@ -275,7 +275,7 @@
     <w:r>
       <w:tab/>
       <w:tab/>
-      <w:t>2025-06-20</w:t>
+      <w:t>2025-06-21</w:t>
       <w:br/>
       <w:br/>
     </w:r>

--- a/tillsyn/A 14729-2025 tillsynsbegäran.docx
+++ b/tillsyn/A 14729-2025 tillsynsbegäran.docx
@@ -275,7 +275,7 @@
     <w:r>
       <w:tab/>
       <w:tab/>
-      <w:t>2025-06-21</w:t>
+      <w:t>2025-06-22</w:t>
       <w:br/>
       <w:br/>
     </w:r>

--- a/tillsyn/A 14729-2025 tillsynsbegäran.docx
+++ b/tillsyn/A 14729-2025 tillsynsbegäran.docx
@@ -275,7 +275,7 @@
     <w:r>
       <w:tab/>
       <w:tab/>
-      <w:t>2025-06-22</w:t>
+      <w:t>2025-06-23</w:t>
       <w:br/>
       <w:br/>
     </w:r>

--- a/tillsyn/A 14729-2025 tillsynsbegäran.docx
+++ b/tillsyn/A 14729-2025 tillsynsbegäran.docx
@@ -275,7 +275,7 @@
     <w:r>
       <w:tab/>
       <w:tab/>
-      <w:t>2025-06-23</w:t>
+      <w:t>2025-06-24</w:t>
       <w:br/>
       <w:br/>
     </w:r>

--- a/tillsyn/A 14729-2025 tillsynsbegäran.docx
+++ b/tillsyn/A 14729-2025 tillsynsbegäran.docx
@@ -275,7 +275,7 @@
     <w:r>
       <w:tab/>
       <w:tab/>
-      <w:t>2025-06-24</w:t>
+      <w:t>2025-06-25</w:t>
       <w:br/>
       <w:br/>
     </w:r>

--- a/tillsyn/A 14729-2025 tillsynsbegäran.docx
+++ b/tillsyn/A 14729-2025 tillsynsbegäran.docx
@@ -275,7 +275,7 @@
     <w:r>
       <w:tab/>
       <w:tab/>
-      <w:t>2025-06-25</w:t>
+      <w:t>2025-06-26</w:t>
       <w:br/>
       <w:br/>
     </w:r>

--- a/tillsyn/A 14729-2025 tillsynsbegäran.docx
+++ b/tillsyn/A 14729-2025 tillsynsbegäran.docx
@@ -275,7 +275,7 @@
     <w:r>
       <w:tab/>
       <w:tab/>
-      <w:t>2025-06-26</w:t>
+      <w:t>2025-06-27</w:t>
       <w:br/>
       <w:br/>
     </w:r>

--- a/tillsyn/A 14729-2025 tillsynsbegäran.docx
+++ b/tillsyn/A 14729-2025 tillsynsbegäran.docx
@@ -275,7 +275,7 @@
     <w:r>
       <w:tab/>
       <w:tab/>
-      <w:t>2025-06-27</w:t>
+      <w:t>2025-06-28</w:t>
       <w:br/>
       <w:br/>
     </w:r>

--- a/tillsyn/A 14729-2025 tillsynsbegäran.docx
+++ b/tillsyn/A 14729-2025 tillsynsbegäran.docx
@@ -275,7 +275,7 @@
     <w:r>
       <w:tab/>
       <w:tab/>
-      <w:t>2025-06-28</w:t>
+      <w:t>2025-06-29</w:t>
       <w:br/>
       <w:br/>
     </w:r>

--- a/tillsyn/A 14729-2025 tillsynsbegäran.docx
+++ b/tillsyn/A 14729-2025 tillsynsbegäran.docx
@@ -275,7 +275,7 @@
     <w:r>
       <w:tab/>
       <w:tab/>
-      <w:t>2025-06-29</w:t>
+      <w:t>2025-06-30</w:t>
       <w:br/>
       <w:br/>
     </w:r>

--- a/tillsyn/A 14729-2025 tillsynsbegäran.docx
+++ b/tillsyn/A 14729-2025 tillsynsbegäran.docx
@@ -275,7 +275,7 @@
     <w:r>
       <w:tab/>
       <w:tab/>
-      <w:t>2025-06-30</w:t>
+      <w:t>2025-07-01</w:t>
       <w:br/>
       <w:br/>
     </w:r>

--- a/tillsyn/A 14729-2025 tillsynsbegäran.docx
+++ b/tillsyn/A 14729-2025 tillsynsbegäran.docx
@@ -275,7 +275,7 @@
     <w:r>
       <w:tab/>
       <w:tab/>
-      <w:t>2025-07-01</w:t>
+      <w:t>2025-07-02</w:t>
       <w:br/>
       <w:br/>
     </w:r>

--- a/tillsyn/A 14729-2025 tillsynsbegäran.docx
+++ b/tillsyn/A 14729-2025 tillsynsbegäran.docx
@@ -275,7 +275,7 @@
     <w:r>
       <w:tab/>
       <w:tab/>
-      <w:t>2025-07-02</w:t>
+      <w:t>2025-07-03</w:t>
       <w:br/>
       <w:br/>
     </w:r>

--- a/tillsyn/A 14729-2025 tillsynsbegäran.docx
+++ b/tillsyn/A 14729-2025 tillsynsbegäran.docx
@@ -275,7 +275,7 @@
     <w:r>
       <w:tab/>
       <w:tab/>
-      <w:t>2025-07-03</w:t>
+      <w:t>2025-07-04</w:t>
       <w:br/>
       <w:br/>
     </w:r>

--- a/tillsyn/A 14729-2025 tillsynsbegäran.docx
+++ b/tillsyn/A 14729-2025 tillsynsbegäran.docx
@@ -275,7 +275,7 @@
     <w:r>
       <w:tab/>
       <w:tab/>
-      <w:t>2025-07-04</w:t>
+      <w:t>2025-07-05</w:t>
       <w:br/>
       <w:br/>
     </w:r>

--- a/tillsyn/A 14729-2025 tillsynsbegäran.docx
+++ b/tillsyn/A 14729-2025 tillsynsbegäran.docx
@@ -275,7 +275,7 @@
     <w:r>
       <w:tab/>
       <w:tab/>
-      <w:t>2025-07-05</w:t>
+      <w:t>2025-07-06</w:t>
       <w:br/>
       <w:br/>
     </w:r>

--- a/tillsyn/A 14729-2025 tillsynsbegäran.docx
+++ b/tillsyn/A 14729-2025 tillsynsbegäran.docx
@@ -275,7 +275,7 @@
     <w:r>
       <w:tab/>
       <w:tab/>
-      <w:t>2025-07-06</w:t>
+      <w:t>2025-07-07</w:t>
       <w:br/>
       <w:br/>
     </w:r>

--- a/tillsyn/A 14729-2025 tillsynsbegäran.docx
+++ b/tillsyn/A 14729-2025 tillsynsbegäran.docx
@@ -275,7 +275,7 @@
     <w:r>
       <w:tab/>
       <w:tab/>
-      <w:t>2025-07-07</w:t>
+      <w:t>2025-07-08</w:t>
       <w:br/>
       <w:br/>
     </w:r>

--- a/tillsyn/A 14729-2025 tillsynsbegäran.docx
+++ b/tillsyn/A 14729-2025 tillsynsbegäran.docx
@@ -275,7 +275,7 @@
     <w:r>
       <w:tab/>
       <w:tab/>
-      <w:t>2025-07-08</w:t>
+      <w:t>2025-07-09</w:t>
       <w:br/>
       <w:br/>
     </w:r>

--- a/tillsyn/A 14729-2025 tillsynsbegäran.docx
+++ b/tillsyn/A 14729-2025 tillsynsbegäran.docx
@@ -275,7 +275,7 @@
     <w:r>
       <w:tab/>
       <w:tab/>
-      <w:t>2025-07-09</w:t>
+      <w:t>2025-07-11</w:t>
       <w:br/>
       <w:br/>
     </w:r>

--- a/tillsyn/A 14729-2025 tillsynsbegäran.docx
+++ b/tillsyn/A 14729-2025 tillsynsbegäran.docx
@@ -275,7 +275,7 @@
     <w:r>
       <w:tab/>
       <w:tab/>
-      <w:t>2025-07-11</w:t>
+      <w:t>2025-07-12</w:t>
       <w:br/>
       <w:br/>
     </w:r>

--- a/tillsyn/A 14729-2025 tillsynsbegäran.docx
+++ b/tillsyn/A 14729-2025 tillsynsbegäran.docx
@@ -275,7 +275,7 @@
     <w:r>
       <w:tab/>
       <w:tab/>
-      <w:t>2025-07-12</w:t>
+      <w:t>2025-07-13</w:t>
       <w:br/>
       <w:br/>
     </w:r>

--- a/tillsyn/A 14729-2025 tillsynsbegäran.docx
+++ b/tillsyn/A 14729-2025 tillsynsbegäran.docx
@@ -275,7 +275,7 @@
     <w:r>
       <w:tab/>
       <w:tab/>
-      <w:t>2025-07-13</w:t>
+      <w:t>2025-07-14</w:t>
       <w:br/>
       <w:br/>
     </w:r>

--- a/tillsyn/A 14729-2025 tillsynsbegäran.docx
+++ b/tillsyn/A 14729-2025 tillsynsbegäran.docx
@@ -275,7 +275,7 @@
     <w:r>
       <w:tab/>
       <w:tab/>
-      <w:t>2025-08-06</w:t>
+      <w:t>2025-08-09</w:t>
       <w:br/>
       <w:br/>
     </w:r>

--- a/tillsyn/A 14729-2025 tillsynsbegäran.docx
+++ b/tillsyn/A 14729-2025 tillsynsbegäran.docx
@@ -12,7 +12,7 @@
     </w:p>
     <w:p>
       <w:r>
-        <w:t>Detta dokument behandlar höga naturvärden i avverkningsanmälan A 14729-2025 i Nordanstigs kommun. Denna avverkningsanmälan inkom 2025-03-26 och omfattar 18,5 ha.</w:t>
+        <w:t>Detta dokument behandlar höga naturvärden i avverkningsanmälan A 14729-2025 i Nordanstigs kommun. Denna avverkningsanmälan inkom 2025-03-26 15:15:27 och omfattar 18,5 ha.</w:t>
       </w:r>
     </w:p>
     <w:p>

--- a/tillsyn/A 14729-2025 tillsynsbegäran.docx
+++ b/tillsyn/A 14729-2025 tillsynsbegäran.docx
@@ -275,7 +275,7 @@
     <w:r>
       <w:tab/>
       <w:tab/>
-      <w:t>2025-08-09</w:t>
+      <w:t>2025-08-10</w:t>
       <w:br/>
       <w:br/>
     </w:r>

--- a/tillsyn/A 14729-2025 tillsynsbegäran.docx
+++ b/tillsyn/A 14729-2025 tillsynsbegäran.docx
@@ -275,7 +275,7 @@
     <w:r>
       <w:tab/>
       <w:tab/>
-      <w:t>2025-08-10</w:t>
+      <w:t>2025-08-11</w:t>
       <w:br/>
       <w:br/>
     </w:r>

--- a/tillsyn/A 14729-2025 tillsynsbegäran.docx
+++ b/tillsyn/A 14729-2025 tillsynsbegäran.docx
@@ -275,7 +275,7 @@
     <w:r>
       <w:tab/>
       <w:tab/>
-      <w:t>2025-08-11</w:t>
+      <w:t>2025-08-12</w:t>
       <w:br/>
       <w:br/>
     </w:r>

--- a/tillsyn/A 14729-2025 tillsynsbegäran.docx
+++ b/tillsyn/A 14729-2025 tillsynsbegäran.docx
@@ -275,7 +275,7 @@
     <w:r>
       <w:tab/>
       <w:tab/>
-      <w:t>2025-08-12</w:t>
+      <w:t>2025-08-13</w:t>
       <w:br/>
       <w:br/>
     </w:r>

--- a/tillsyn/A 14729-2025 tillsynsbegäran.docx
+++ b/tillsyn/A 14729-2025 tillsynsbegäran.docx
@@ -275,7 +275,7 @@
     <w:r>
       <w:tab/>
       <w:tab/>
-      <w:t>2025-08-13</w:t>
+      <w:t>2025-08-14</w:t>
       <w:br/>
       <w:br/>
     </w:r>

--- a/tillsyn/A 14729-2025 tillsynsbegäran.docx
+++ b/tillsyn/A 14729-2025 tillsynsbegäran.docx
@@ -275,7 +275,7 @@
     <w:r>
       <w:tab/>
       <w:tab/>
-      <w:t>2025-08-14</w:t>
+      <w:t>2025-08-15</w:t>
       <w:br/>
       <w:br/>
     </w:r>

--- a/tillsyn/A 14729-2025 tillsynsbegäran.docx
+++ b/tillsyn/A 14729-2025 tillsynsbegäran.docx
@@ -275,7 +275,7 @@
     <w:r>
       <w:tab/>
       <w:tab/>
-      <w:t>2025-08-15</w:t>
+      <w:t>2025-08-16</w:t>
       <w:br/>
       <w:br/>
     </w:r>

--- a/tillsyn/A 14729-2025 tillsynsbegäran.docx
+++ b/tillsyn/A 14729-2025 tillsynsbegäran.docx
@@ -275,7 +275,7 @@
     <w:r>
       <w:tab/>
       <w:tab/>
-      <w:t>2025-08-16</w:t>
+      <w:t>2025-08-17</w:t>
       <w:br/>
       <w:br/>
     </w:r>

--- a/tillsyn/A 14729-2025 tillsynsbegäran.docx
+++ b/tillsyn/A 14729-2025 tillsynsbegäran.docx
@@ -275,7 +275,7 @@
     <w:r>
       <w:tab/>
       <w:tab/>
-      <w:t>2025-08-17</w:t>
+      <w:t>2025-08-18</w:t>
       <w:br/>
       <w:br/>
     </w:r>

--- a/tillsyn/A 14729-2025 tillsynsbegäran.docx
+++ b/tillsyn/A 14729-2025 tillsynsbegäran.docx
@@ -275,7 +275,7 @@
     <w:r>
       <w:tab/>
       <w:tab/>
-      <w:t>2025-08-18</w:t>
+      <w:t>2025-08-19</w:t>
       <w:br/>
       <w:br/>
     </w:r>

--- a/tillsyn/A 14729-2025 tillsynsbegäran.docx
+++ b/tillsyn/A 14729-2025 tillsynsbegäran.docx
@@ -275,7 +275,7 @@
     <w:r>
       <w:tab/>
       <w:tab/>
-      <w:t>2025-08-19</w:t>
+      <w:t>2025-08-20</w:t>
       <w:br/>
       <w:br/>
     </w:r>

--- a/tillsyn/A 14729-2025 tillsynsbegäran.docx
+++ b/tillsyn/A 14729-2025 tillsynsbegäran.docx
@@ -275,7 +275,7 @@
     <w:r>
       <w:tab/>
       <w:tab/>
-      <w:t>2025-08-20</w:t>
+      <w:t>2025-08-21</w:t>
       <w:br/>
       <w:br/>
     </w:r>

--- a/tillsyn/A 14729-2025 tillsynsbegäran.docx
+++ b/tillsyn/A 14729-2025 tillsynsbegäran.docx
@@ -275,7 +275,7 @@
     <w:r>
       <w:tab/>
       <w:tab/>
-      <w:t>2025-08-21</w:t>
+      <w:t>2025-08-22</w:t>
       <w:br/>
       <w:br/>
     </w:r>

--- a/tillsyn/A 14729-2025 tillsynsbegäran.docx
+++ b/tillsyn/A 14729-2025 tillsynsbegäran.docx
@@ -275,7 +275,7 @@
     <w:r>
       <w:tab/>
       <w:tab/>
-      <w:t>2025-08-22</w:t>
+      <w:t>2025-08-23</w:t>
       <w:br/>
       <w:br/>
     </w:r>

--- a/tillsyn/A 14729-2025 tillsynsbegäran.docx
+++ b/tillsyn/A 14729-2025 tillsynsbegäran.docx
@@ -275,7 +275,7 @@
     <w:r>
       <w:tab/>
       <w:tab/>
-      <w:t>2025-08-23</w:t>
+      <w:t>2025-08-24</w:t>
       <w:br/>
       <w:br/>
     </w:r>

--- a/tillsyn/A 14729-2025 tillsynsbegäran.docx
+++ b/tillsyn/A 14729-2025 tillsynsbegäran.docx
@@ -275,7 +275,7 @@
     <w:r>
       <w:tab/>
       <w:tab/>
-      <w:t>2025-08-24</w:t>
+      <w:t>2025-08-25</w:t>
       <w:br/>
       <w:br/>
     </w:r>

--- a/tillsyn/A 14729-2025 tillsynsbegäran.docx
+++ b/tillsyn/A 14729-2025 tillsynsbegäran.docx
@@ -275,7 +275,7 @@
     <w:r>
       <w:tab/>
       <w:tab/>
-      <w:t>2025-08-25</w:t>
+      <w:t>2025-08-26</w:t>
       <w:br/>
       <w:br/>
     </w:r>

--- a/tillsyn/A 14729-2025 tillsynsbegäran.docx
+++ b/tillsyn/A 14729-2025 tillsynsbegäran.docx
@@ -275,7 +275,7 @@
     <w:r>
       <w:tab/>
       <w:tab/>
-      <w:t>2025-08-26</w:t>
+      <w:t>2025-08-30</w:t>
       <w:br/>
       <w:br/>
     </w:r>

--- a/tillsyn/A 14729-2025 tillsynsbegäran.docx
+++ b/tillsyn/A 14729-2025 tillsynsbegäran.docx
@@ -275,7 +275,7 @@
     <w:r>
       <w:tab/>
       <w:tab/>
-      <w:t>2025-08-30</w:t>
+      <w:t>2025-08-31</w:t>
       <w:br/>
       <w:br/>
     </w:r>

--- a/tillsyn/A 14729-2025 tillsynsbegäran.docx
+++ b/tillsyn/A 14729-2025 tillsynsbegäran.docx
@@ -275,7 +275,7 @@
     <w:r>
       <w:tab/>
       <w:tab/>
-      <w:t>2025-08-31</w:t>
+      <w:t>2025-09-01</w:t>
       <w:br/>
       <w:br/>
     </w:r>

--- a/tillsyn/A 14729-2025 tillsynsbegäran.docx
+++ b/tillsyn/A 14729-2025 tillsynsbegäran.docx
@@ -275,7 +275,7 @@
     <w:r>
       <w:tab/>
       <w:tab/>
-      <w:t>2025-09-01</w:t>
+      <w:t>2025-09-04</w:t>
       <w:br/>
       <w:br/>
     </w:r>

--- a/tillsyn/A 14729-2025 tillsynsbegäran.docx
+++ b/tillsyn/A 14729-2025 tillsynsbegäran.docx
@@ -275,7 +275,7 @@
     <w:r>
       <w:tab/>
       <w:tab/>
-      <w:t>2025-09-04</w:t>
+      <w:t>2025-09-05</w:t>
       <w:br/>
       <w:br/>
     </w:r>

--- a/tillsyn/A 14729-2025 tillsynsbegäran.docx
+++ b/tillsyn/A 14729-2025 tillsynsbegäran.docx
@@ -275,7 +275,7 @@
     <w:r>
       <w:tab/>
       <w:tab/>
-      <w:t>2025-09-05</w:t>
+      <w:t>2025-09-07</w:t>
       <w:br/>
       <w:br/>
     </w:r>

--- a/tillsyn/A 14729-2025 tillsynsbegäran.docx
+++ b/tillsyn/A 14729-2025 tillsynsbegäran.docx
@@ -275,7 +275,7 @@
     <w:r>
       <w:tab/>
       <w:tab/>
-      <w:t>2025-09-07</w:t>
+      <w:t>2025-09-08</w:t>
       <w:br/>
       <w:br/>
     </w:r>

--- a/tillsyn/A 14729-2025 tillsynsbegäran.docx
+++ b/tillsyn/A 14729-2025 tillsynsbegäran.docx
@@ -275,7 +275,7 @@
     <w:r>
       <w:tab/>
       <w:tab/>
-      <w:t>2025-09-08</w:t>
+      <w:t>2025-09-10</w:t>
       <w:br/>
       <w:br/>
     </w:r>

--- a/tillsyn/A 14729-2025 tillsynsbegäran.docx
+++ b/tillsyn/A 14729-2025 tillsynsbegäran.docx
@@ -275,7 +275,7 @@
     <w:r>
       <w:tab/>
       <w:tab/>
-      <w:t>2025-09-10</w:t>
+      <w:t>2025-09-11</w:t>
       <w:br/>
       <w:br/>
     </w:r>

--- a/tillsyn/A 14729-2025 tillsynsbegäran.docx
+++ b/tillsyn/A 14729-2025 tillsynsbegäran.docx
@@ -275,7 +275,7 @@
     <w:r>
       <w:tab/>
       <w:tab/>
-      <w:t>2025-09-11</w:t>
+      <w:t>2025-09-12</w:t>
       <w:br/>
       <w:br/>
     </w:r>

--- a/tillsyn/A 14729-2025 tillsynsbegäran.docx
+++ b/tillsyn/A 14729-2025 tillsynsbegäran.docx
@@ -275,7 +275,7 @@
     <w:r>
       <w:tab/>
       <w:tab/>
-      <w:t>2025-09-12</w:t>
+      <w:t>2025-09-13</w:t>
       <w:br/>
       <w:br/>
     </w:r>

--- a/tillsyn/A 14729-2025 tillsynsbegäran.docx
+++ b/tillsyn/A 14729-2025 tillsynsbegäran.docx
@@ -275,7 +275,7 @@
     <w:r>
       <w:tab/>
       <w:tab/>
-      <w:t>2025-09-13</w:t>
+      <w:t>2025-09-14</w:t>
       <w:br/>
       <w:br/>
     </w:r>

--- a/tillsyn/A 14729-2025 tillsynsbegäran.docx
+++ b/tillsyn/A 14729-2025 tillsynsbegäran.docx
@@ -275,7 +275,7 @@
     <w:r>
       <w:tab/>
       <w:tab/>
-      <w:t>2025-09-14</w:t>
+      <w:t>2025-09-15</w:t>
       <w:br/>
       <w:br/>
     </w:r>

--- a/tillsyn/A 14729-2025 tillsynsbegäran.docx
+++ b/tillsyn/A 14729-2025 tillsynsbegäran.docx
@@ -275,7 +275,7 @@
     <w:r>
       <w:tab/>
       <w:tab/>
-      <w:t>2025-09-15</w:t>
+      <w:t>2025-09-16</w:t>
       <w:br/>
       <w:br/>
     </w:r>

--- a/tillsyn/A 14729-2025 tillsynsbegäran.docx
+++ b/tillsyn/A 14729-2025 tillsynsbegäran.docx
@@ -275,7 +275,7 @@
     <w:r>
       <w:tab/>
       <w:tab/>
-      <w:t>2025-09-16</w:t>
+      <w:t>2025-09-17</w:t>
       <w:br/>
       <w:br/>
     </w:r>

--- a/tillsyn/A 14729-2025 tillsynsbegäran.docx
+++ b/tillsyn/A 14729-2025 tillsynsbegäran.docx
@@ -275,7 +275,7 @@
     <w:r>
       <w:tab/>
       <w:tab/>
-      <w:t>2025-09-17</w:t>
+      <w:t>2025-09-18</w:t>
       <w:br/>
       <w:br/>
     </w:r>

--- a/tillsyn/A 14729-2025 tillsynsbegäran.docx
+++ b/tillsyn/A 14729-2025 tillsynsbegäran.docx
@@ -275,7 +275,7 @@
     <w:r>
       <w:tab/>
       <w:tab/>
-      <w:t>2025-09-18</w:t>
+      <w:t>2025-09-22</w:t>
       <w:br/>
       <w:br/>
     </w:r>

--- a/tillsyn/A 14729-2025 tillsynsbegäran.docx
+++ b/tillsyn/A 14729-2025 tillsynsbegäran.docx
@@ -275,7 +275,7 @@
     <w:r>
       <w:tab/>
       <w:tab/>
-      <w:t>2025-09-22</w:t>
+      <w:t>2025-09-23</w:t>
       <w:br/>
       <w:br/>
     </w:r>

--- a/tillsyn/A 14729-2025 tillsynsbegäran.docx
+++ b/tillsyn/A 14729-2025 tillsynsbegäran.docx
@@ -275,7 +275,7 @@
     <w:r>
       <w:tab/>
       <w:tab/>
-      <w:t>2025-09-23</w:t>
+      <w:t>2025-09-24</w:t>
       <w:br/>
       <w:br/>
     </w:r>

--- a/tillsyn/A 14729-2025 tillsynsbegäran.docx
+++ b/tillsyn/A 14729-2025 tillsynsbegäran.docx
@@ -275,7 +275,7 @@
     <w:r>
       <w:tab/>
       <w:tab/>
-      <w:t>2025-09-24</w:t>
+      <w:t>2025-09-25</w:t>
       <w:br/>
       <w:br/>
     </w:r>

--- a/tillsyn/A 14729-2025 tillsynsbegäran.docx
+++ b/tillsyn/A 14729-2025 tillsynsbegäran.docx
@@ -275,7 +275,7 @@
     <w:r>
       <w:tab/>
       <w:tab/>
-      <w:t>2025-09-25</w:t>
+      <w:t>2025-09-26</w:t>
       <w:br/>
       <w:br/>
     </w:r>

--- a/tillsyn/A 14729-2025 tillsynsbegäran.docx
+++ b/tillsyn/A 14729-2025 tillsynsbegäran.docx
@@ -275,7 +275,7 @@
     <w:r>
       <w:tab/>
       <w:tab/>
-      <w:t>2025-09-26</w:t>
+      <w:t>2025-09-27</w:t>
       <w:br/>
       <w:br/>
     </w:r>

--- a/tillsyn/A 14729-2025 tillsynsbegäran.docx
+++ b/tillsyn/A 14729-2025 tillsynsbegäran.docx
@@ -275,7 +275,7 @@
     <w:r>
       <w:tab/>
       <w:tab/>
-      <w:t>2025-09-27</w:t>
+      <w:t>2025-09-28</w:t>
       <w:br/>
       <w:br/>
     </w:r>

--- a/tillsyn/A 14729-2025 tillsynsbegäran.docx
+++ b/tillsyn/A 14729-2025 tillsynsbegäran.docx
@@ -275,7 +275,7 @@
     <w:r>
       <w:tab/>
       <w:tab/>
-      <w:t>2025-09-28</w:t>
+      <w:t>2025-09-29</w:t>
       <w:br/>
       <w:br/>
     </w:r>

--- a/tillsyn/A 14729-2025 tillsynsbegäran.docx
+++ b/tillsyn/A 14729-2025 tillsynsbegäran.docx
@@ -275,7 +275,7 @@
     <w:r>
       <w:tab/>
       <w:tab/>
-      <w:t>2025-09-29</w:t>
+      <w:t>2025-09-30</w:t>
       <w:br/>
       <w:br/>
     </w:r>

--- a/tillsyn/A 14729-2025 tillsynsbegäran.docx
+++ b/tillsyn/A 14729-2025 tillsynsbegäran.docx
@@ -275,7 +275,7 @@
     <w:r>
       <w:tab/>
       <w:tab/>
-      <w:t>2025-09-30</w:t>
+      <w:t>2025-10-01</w:t>
       <w:br/>
       <w:br/>
     </w:r>

--- a/tillsyn/A 14729-2025 tillsynsbegäran.docx
+++ b/tillsyn/A 14729-2025 tillsynsbegäran.docx
@@ -275,7 +275,7 @@
     <w:r>
       <w:tab/>
       <w:tab/>
-      <w:t>2025-10-01</w:t>
+      <w:t>2025-10-02</w:t>
       <w:br/>
       <w:br/>
     </w:r>

--- a/tillsyn/A 14729-2025 tillsynsbegäran.docx
+++ b/tillsyn/A 14729-2025 tillsynsbegäran.docx
@@ -275,7 +275,7 @@
     <w:r>
       <w:tab/>
       <w:tab/>
-      <w:t>2025-10-02</w:t>
+      <w:t>2025-10-03</w:t>
       <w:br/>
       <w:br/>
     </w:r>

--- a/tillsyn/A 14729-2025 tillsynsbegäran.docx
+++ b/tillsyn/A 14729-2025 tillsynsbegäran.docx
@@ -275,7 +275,7 @@
     <w:r>
       <w:tab/>
       <w:tab/>
-      <w:t>2025-10-03</w:t>
+      <w:t>2025-10-04</w:t>
       <w:br/>
       <w:br/>
     </w:r>

--- a/tillsyn/A 14729-2025 tillsynsbegäran.docx
+++ b/tillsyn/A 14729-2025 tillsynsbegäran.docx
@@ -275,7 +275,7 @@
     <w:r>
       <w:tab/>
       <w:tab/>
-      <w:t>2025-10-04</w:t>
+      <w:t>2025-10-05</w:t>
       <w:br/>
       <w:br/>
     </w:r>

--- a/tillsyn/A 14729-2025 tillsynsbegäran.docx
+++ b/tillsyn/A 14729-2025 tillsynsbegäran.docx
@@ -275,7 +275,7 @@
     <w:r>
       <w:tab/>
       <w:tab/>
-      <w:t>2025-10-05</w:t>
+      <w:t>2025-10-06</w:t>
       <w:br/>
       <w:br/>
     </w:r>

--- a/tillsyn/A 14729-2025 tillsynsbegäran.docx
+++ b/tillsyn/A 14729-2025 tillsynsbegäran.docx
@@ -275,7 +275,7 @@
     <w:r>
       <w:tab/>
       <w:tab/>
-      <w:t>2025-10-06</w:t>
+      <w:t>2025-10-07</w:t>
       <w:br/>
       <w:br/>
     </w:r>

--- a/tillsyn/A 14729-2025 tillsynsbegäran.docx
+++ b/tillsyn/A 14729-2025 tillsynsbegäran.docx
@@ -275,7 +275,7 @@
     <w:r>
       <w:tab/>
       <w:tab/>
-      <w:t>2025-10-07</w:t>
+      <w:t>2025-10-08</w:t>
       <w:br/>
       <w:br/>
     </w:r>

--- a/tillsyn/A 14729-2025 tillsynsbegäran.docx
+++ b/tillsyn/A 14729-2025 tillsynsbegäran.docx
@@ -275,7 +275,7 @@
     <w:r>
       <w:tab/>
       <w:tab/>
-      <w:t>2025-10-08</w:t>
+      <w:t>2025-10-09</w:t>
       <w:br/>
       <w:br/>
     </w:r>

--- a/tillsyn/A 14729-2025 tillsynsbegäran.docx
+++ b/tillsyn/A 14729-2025 tillsynsbegäran.docx
@@ -275,7 +275,7 @@
     <w:r>
       <w:tab/>
       <w:tab/>
-      <w:t>2025-10-09</w:t>
+      <w:t>2025-10-10</w:t>
       <w:br/>
       <w:br/>
     </w:r>

--- a/tillsyn/A 14729-2025 tillsynsbegäran.docx
+++ b/tillsyn/A 14729-2025 tillsynsbegäran.docx
@@ -275,7 +275,7 @@
     <w:r>
       <w:tab/>
       <w:tab/>
-      <w:t>2025-10-10</w:t>
+      <w:t>2025-10-11</w:t>
       <w:br/>
       <w:br/>
     </w:r>

--- a/tillsyn/A 14729-2025 tillsynsbegäran.docx
+++ b/tillsyn/A 14729-2025 tillsynsbegäran.docx
@@ -275,7 +275,7 @@
     <w:r>
       <w:tab/>
       <w:tab/>
-      <w:t>2025-10-16</w:t>
+      <w:t>2025-10-17</w:t>
       <w:br/>
       <w:br/>
     </w:r>
